--- a/resumes/compteur-intermediaire.docx
+++ b/resumes/compteur-intermediaire.docx
@@ -10,7 +10,7 @@
         <w:rPr>
           <w:color w:val="14203A"/>
         </w:rPr>
-        <w:t>Compteur intermédiaire — salariés postés et non postés</w:t>
+        <w:t>Compteur intermédiaire — personnel non posté</w:t>
       </w:r>
     </w:p>
     <w:p>

--- a/resumes/compteur-intermediaire.docx
+++ b/resumes/compteur-intermediaire.docx
@@ -105,7 +105,7 @@
           <w:b w:val="0"/>
           <w:i w:val="0"/>
         </w:rPr>
-        <w:t>. Au-delà de 30 minutes de dépassement, il faut faire une demande d'heures (DHP) dès la 1ère minute — dans ce cas, le compteur ne bouge pas ce jour-là (Article 2).</w:t>
+        <w:t>. Au-delà de 30 minutes de dépassement, il faut faire une demande d'heures (DHP) — dans ce cas, le compteur ne bouge pas ce jour-là (Article 2).</w:t>
       </w:r>
     </w:p>
     <w:p>
@@ -143,7 +143,7 @@
           <w:b w:val="0"/>
           <w:i w:val="0"/>
         </w:rPr>
-        <w:t xml:space="preserve"> : jusqu'à 1h/jour en autonomie sur les plages fixes, ou avec l'accord de votre N+1 ; au-delà d'1h et jusqu'à une demi-journée, l'accord du N+1 est obligatoire (Article 2).</w:t>
+        <w:t xml:space="preserve"> : jusqu'à 1h/jour en autonomie sur les plages fixes, ou avec l'accord de votre N+1 ; au-delà d'1h et jusqu'à une demi-journée, l'accord du N+1 est obligatoire, accordé selon les contraintes d'effectifs et de planning (Article 2).</w:t>
       </w:r>
     </w:p>
     <w:p>
@@ -640,6 +640,113 @@
       </w:r>
     </w:p>
     <w:p>
+      <w:pPr>
+        <w:pStyle w:val="Heading2"/>
+      </w:pPr>
+      <w:r>
+        <w:rPr>
+          <w:b w:val="0"/>
+          <w:i w:val="0"/>
+        </w:rPr>
+        <w:t>Suivi de l'accord</w:t>
+      </w:r>
+    </w:p>
+    <w:p>
+      <w:r>
+        <w:rPr>
+          <w:b w:val="0"/>
+          <w:i w:val="0"/>
+        </w:rPr>
+        <w:t>Les deux accords (non postés et postés) comportent des dispositions finales identiques sur ce point :</w:t>
+      </w:r>
+    </w:p>
+    <w:p>
+      <w:pPr>
+        <w:pStyle w:val="ListBullet"/>
+      </w:pPr>
+      <w:r>
+        <w:rPr>
+          <w:b/>
+          <w:i w:val="0"/>
+        </w:rPr>
+        <w:t>Révision</w:t>
+      </w:r>
+      <w:r>
+        <w:rPr>
+          <w:b w:val="0"/>
+          <w:i w:val="0"/>
+        </w:rPr>
+        <w:t xml:space="preserve"> </w:t>
+      </w:r>
+      <w:r>
+        <w:rPr>
+          <w:b w:val="0"/>
+          <w:i/>
+          <w:color w:val="5B6578"/>
+        </w:rPr>
+        <w:t>(Article 4.2 des deux accords)</w:t>
+      </w:r>
+      <w:r>
+        <w:rPr>
+          <w:b w:val="0"/>
+          <w:i w:val="0"/>
+        </w:rPr>
+        <w:t xml:space="preserve"> : procédure classique de révision à l'initiative d'une organisation syndicale représentative ou de la Direction.</w:t>
+      </w:r>
+    </w:p>
+    <w:p>
+      <w:pPr>
+        <w:pStyle w:val="ListBullet"/>
+      </w:pPr>
+      <w:r>
+        <w:rPr>
+          <w:b/>
+          <w:i w:val="0"/>
+        </w:rPr>
+        <w:t>Durée et dénonciation</w:t>
+      </w:r>
+      <w:r>
+        <w:rPr>
+          <w:b w:val="0"/>
+          <w:i w:val="0"/>
+        </w:rPr>
+        <w:t xml:space="preserve"> </w:t>
+      </w:r>
+      <w:r>
+        <w:rPr>
+          <w:b w:val="0"/>
+          <w:i/>
+          <w:color w:val="5B6578"/>
+        </w:rPr>
+        <w:t>(Article 4.1 et 4.3 des deux accords)</w:t>
+      </w:r>
+      <w:r>
+        <w:rPr>
+          <w:b w:val="0"/>
+          <w:i w:val="0"/>
+        </w:rPr>
+        <w:t xml:space="preserve"> : accords à durée indéterminée ; ils peuvent être dénoncés à tout moment, l'application cessant alors en principe au dernier jour des mandats des membres du CSE.</w:t>
+      </w:r>
+    </w:p>
+    <w:p>
+      <w:r>
+        <w:rPr>
+          <w:b w:val="0"/>
+          <w:i w:val="0"/>
+        </w:rPr>
+        <w:t>Aucune commission de suivi, bilan annuel présenté à une instance, ou clause de revoyure n'est prévu par ces deux accords.</w:t>
+      </w:r>
+    </w:p>
+    <w:p>
+      <w:r>
+        <w:rPr>
+          <w:color w:val="5B6578"/>
+          <w:sz w:val="16"/>
+        </w:rPr>
+        <w:t>────────────────────────────────────────</w:t>
+      </w:r>
+    </w:p>
+    <w:p>
       <w:r>
         <w:rPr>
           <w:b w:val="0"/>
@@ -647,6 +754,48 @@
           <w:color w:val="5B6578"/>
         </w:rPr>
         <w:t>Sources : Accord compteur intermédiaire — personnel non posté (23/03/2024) ; Accord compteur intermédiaire — personnel posté (21/06/2024) ; note explicative RH du 25/08/2025 (exemples pratiques et modalités de suivi — document interne non publié, contenu intégré ici en substance).</w:t>
+      </w:r>
+    </w:p>
+    <w:p>
+      <w:r>
+        <w:rPr>
+          <w:b w:val="0"/>
+          <w:i/>
+          <w:color w:val="5B6578"/>
+        </w:rPr>
+        <w:t xml:space="preserve">Les références entre parenthèses renvoient aux articles de chaque accord. Seul le texte intégral fait référence : </w:t>
+      </w:r>
+      <w:r>
+        <w:rPr>
+          <w:b w:val="0"/>
+          <w:i/>
+          <w:color w:val="5B6578"/>
+        </w:rPr>
+        <w:t>accord non posté (PDF)</w:t>
+      </w:r>
+      <w:r>
+        <w:rPr>
+          <w:b w:val="0"/>
+          <w:i/>
+          <w:color w:val="5B6578"/>
+        </w:rPr>
+        <w:t xml:space="preserve"> / </w:t>
+      </w:r>
+      <w:r>
+        <w:rPr>
+          <w:b w:val="0"/>
+          <w:i/>
+          <w:color w:val="5B6578"/>
+        </w:rPr>
+        <w:t>accord posté (PDF)</w:t>
+      </w:r>
+      <w:r>
+        <w:rPr>
+          <w:b w:val="0"/>
+          <w:i/>
+          <w:color w:val="5B6578"/>
+        </w:rPr>
+        <w:t>.</w:t>
       </w:r>
     </w:p>
     <w:sectPr>

--- a/resumes/compteur-intermediaire.docx
+++ b/resumes/compteur-intermediaire.docx
@@ -10,7 +10,7 @@
         <w:rPr>
           <w:color w:val="14203A"/>
         </w:rPr>
-        <w:t>Compteur intermédiaire — personnel non posté</w:t>
+        <w:t>Compteur intermédiaire — postés et non postés</w:t>
       </w:r>
     </w:p>
     <w:p>

--- a/resumes/compteur-intermediaire.docx
+++ b/resumes/compteur-intermediaire.docx
@@ -753,7 +753,7 @@
           <w:i/>
           <w:color w:val="5B6578"/>
         </w:rPr>
-        <w:t>Sources : Accord compteur intermédiaire — personnel non posté (23/03/2024) ; Accord compteur intermédiaire — personnel posté (21/06/2024) ; note explicative RH du 25/08/2025 (exemples pratiques et modalités de suivi — document interne non publié, contenu intégré ici en substance).</w:t>
+        <w:t>Sources : Accord compteur intermédiaire — personnel non posté (23/03/2024) ; Accord compteur intermédiaire — personnel posté (21/06/2024).</w:t>
       </w:r>
     </w:p>
     <w:p>
